--- a/docs/Inventory Analyzer - Setup and Administration Guide.docx
+++ b/docs/Inventory Analyzer - Setup and Administration Guide.docx
@@ -485,7 +485,7 @@
               <w:rPr>
                 <w:sz w:val="19"/>
               </w:rPr>
-              <w:t xml:space="preserve">A claude.ai account with access to the link</w:t>
+              <w:t xml:space="preserve">The link must be shared (Share → Anyone with the link); until then others see "Sign in to view this page"</w:t>
             </w:r>
           </w:p>
         </w:tc>
@@ -2395,7 +2395,7 @@
         <w:t xml:space="preserve"> </w:t>
       </w:r>
       <w:r>
-        <w:t xml:space="preserve">the Inventory Analyzer artifact is private until you share it from its</w:t>
+        <w:t xml:space="preserve">the Inventory Analyzer app is private until you open it on claude.ai and choose</w:t>
       </w:r>
       <w:r>
         <w:t xml:space="preserve"> </w:t>
@@ -2405,13 +2405,10 @@
           <w:bCs/>
           <w:b/>
         </w:rPr>
-        <w:t xml:space="preserve">Share</w:t>
-      </w:r>
-      <w:r>
-        <w:t xml:space="preserve"> </w:t>
-      </w:r>
-      <w:r>
-        <w:t xml:space="preserve">menu on claude.ai.</w:t>
+        <w:t xml:space="preserve">Share → Anyone with the link</w:t>
+      </w:r>
+      <w:r>
+        <w:t xml:space="preserve">. Until then, anyone else sees "Sign in to view this page". The guides are built into the app (Help &amp; Documents), so one link gives people everything.</w:t>
       </w:r>
     </w:p>
     <w:p>
@@ -2594,7 +2591,7 @@
         <w:pStyle w:val="FirstParagraph"/>
       </w:pPr>
       <w:r>
-        <w:t xml:space="preserve">v1.2 passes all 92 automated tests, covering 43 user scenarios. Rerun them before you distribute a new build.</w:t>
+        <w:t xml:space="preserve">v1.2 passes all 97 automated tests, covering 44 user scenarios. Rerun them before you distribute a new build.</w:t>
       </w:r>
     </w:p>
     <w:tbl>
@@ -2889,7 +2886,7 @@
               <w:rPr>
                 <w:sz w:val="19"/>
               </w:rPr>
-              <w:t xml:space="preserve">42</w:t>
+              <w:t xml:space="preserve">47</w:t>
             </w:r>
           </w:p>
         </w:tc>
@@ -3079,7 +3076,7 @@
               <w:rPr>
                 <w:sz w:val="19"/>
               </w:rPr>
-              <w:t xml:space="preserve">92</w:t>
+              <w:t xml:space="preserve">97</w:t>
             </w:r>
           </w:p>
         </w:tc>
